--- a/Extras/Prompt-Cheat-Sheet.docx
+++ b/Extras/Prompt-Cheat-Sheet.docx
@@ -1487,6 +1487,40 @@
     </w:lvl>
   </w:abstractNum>
   <w:abstractNum w:abstractNumId="5" w15:restartNumberingAfterBreak="0">
+    <w:multiLevelType w:val="hybridMultilevel"/>
+    <w:lvl w:ilvl="0" w15:tentative="1">
+      <w:start w:val="1"/>
+      <w:numFmt w:val="decimal"/>
+      <w:lvlText w:val="%1."/>
+      <w:lvlJc w:val="left"/>
+      <w:pPr>
+        <w:ind w:left="360" w:hanging="260"/>
+      </w:pPr>
+      <w:rPr>
+        <w:b/>
+        <w:bCs/>
+        <w:color w:val="CF3338"/>
+      </w:rPr>
+    </w:lvl>
+  </w:abstractNum>
+  <w:abstractNum w:abstractNumId="6" w15:restartNumberingAfterBreak="0">
+    <w:multiLevelType w:val="hybridMultilevel"/>
+    <w:lvl w:ilvl="0" w15:tentative="1">
+      <w:start w:val="1"/>
+      <w:numFmt w:val="decimal"/>
+      <w:lvlText w:val="%1."/>
+      <w:lvlJc w:val="left"/>
+      <w:pPr>
+        <w:ind w:left="360" w:hanging="260"/>
+      </w:pPr>
+      <w:rPr>
+        <w:b/>
+        <w:bCs/>
+        <w:color w:val="CF3338"/>
+      </w:rPr>
+    </w:lvl>
+  </w:abstractNum>
+  <w:abstractNum w:abstractNumId="7" w15:restartNumberingAfterBreak="0">
     <w:multiLevelType w:val="hybridMultilevel"/>
     <w:lvl w:ilvl="0" w15:tentative="1">
       <w:start w:val="1"/>

--- a/Extras/Prompt-Cheat-Sheet.docx
+++ b/Extras/Prompt-Cheat-Sheet.docx
@@ -978,7 +978,7 @@
           <w:sz w:val="18"/>
           <w:szCs w:val="18"/>
         </w:rPr>
-        <w:t xml:space="preserve">=COPILOT("Flag any expense-policy concerns (missing itemized receipt, over a per-head meal limit, gift limit, unapproved/shadow-IT vendor, capitalization threshold). If none, return 'OK'.", C2)</w:t>
+        <w:t xml:space="preserve">=COPILOT("Using these limits: itemized receipt required over $25; meals up to $75 per person; gifts up to $100 per vendor; capitalize items of $2,500 or more; approved vendors only. Flag any expense-policy concerns in this memo. If none, return 'OK'.", C2)</w:t>
       </w:r>
     </w:p>
     <w:p>
